--- a/PRJ_2026/개발계획서/개발계획서_PortInsight_오픈API연계.docx
+++ b/PRJ_2026/개발계획서/개발계획서_PortInsight_오픈API연계.docx
@@ -2599,7 +2599,25 @@
           <w:sz w:val="20"/>
           <w:szCs w:val="20"/>
         </w:rPr>
-        <w:t xml:space="preserve">TW-PFS v2: 백분위 단일 지표 → 물동량(수출입) 가중, 선종별 분리, 추세 모멘텀 결합 고도화.</w:t>
+        <w:t xml:space="preserve">TW-PFS v2 적용 완료(활동량 60%+물동량 25%+모멘텀 15%, 국내 3항만 선석 실측 연계). v3: UNCTAD 선석점유율+Erlang C 대기시간·CPPI형 생산성(방법론 실데이터 검증 완료, 이력 축적 후 적용).</w:t>
+      </w:r>
+    </w:p>
+    <w:p>
+      <w:pPr>
+        <w:pStyle w:val="ListParagraph"/>
+        <w:numPr>
+          <w:ilvl w:val="0"/>
+          <w:numId w:val="2"/>
+        </w:numPr>
+        <w:spacing w:after="40" w:before="40" w:line="290"/>
+      </w:pPr>
+      <w:r>
+        <w:rPr>
+          <w:rFonts w:ascii="맑은 고딕" w:cs="맑은 고딕" w:eastAsia="맑은 고딕" w:hAnsi="맑은 고딕"/>
+          <w:sz w:val="20"/>
+          <w:szCs w:val="20"/>
+        </w:rPr>
+        <w:t xml:space="preserve">키 필요 확장: AISStream(무료 키, 자체 AIS 레이어), 공공데이터포털(PORT-MIS 등), KCCI 파서 보완.</w:t>
       </w:r>
     </w:p>
     <w:p>
@@ -2743,7 +2761,7 @@
                 <w:sz w:val="18"/>
                 <w:szCs w:val="18"/>
               </w:rPr>
-              <w:t xml:space="preserve">조사</w:t>
+              <w:t xml:space="preserve">조사 1차</w:t>
             </w:r>
           </w:p>
         </w:tc>
@@ -2823,7 +2841,7 @@
                 <w:sz w:val="18"/>
                 <w:szCs w:val="18"/>
               </w:rPr>
-              <w:t xml:space="preserve">개발</w:t>
+              <w:t xml:space="preserve">조사 2차</w:t>
             </w:r>
           </w:p>
         </w:tc>
@@ -2849,7 +2867,7 @@
                 <w:sz w:val="18"/>
                 <w:szCs w:val="18"/>
               </w:rPr>
-              <w:t xml:space="preserve">수집기(TW-PFS 산출)·이중 모드·사이트 문구 실데이터화</w:t>
+              <w:t xml:space="preserve">선박위치·공공데이터·운임지수·학술 방법론 41건 전수 조사(6개 영역)</w:t>
             </w:r>
           </w:p>
         </w:tc>
@@ -2903,7 +2921,7 @@
                 <w:sz w:val="18"/>
                 <w:szCs w:val="18"/>
               </w:rPr>
-              <w:t xml:space="preserve">배포</w:t>
+              <w:t xml:space="preserve">개발</w:t>
             </w:r>
           </w:p>
         </w:tc>
@@ -2929,7 +2947,7 @@
                 <w:sz w:val="18"/>
                 <w:szCs w:val="18"/>
               </w:rPr>
-              <w:t xml:space="preserve">초기 데이터 반영·화면 검증·스케쥴 2종 등록·8090 서버</w:t>
+              <w:t xml:space="preserve">수집기(TW-PFS 산출)·이중 모드·사이트 문구 실데이터화</w:t>
             </w:r>
           </w:p>
         </w:tc>
@@ -2983,6 +3001,166 @@
                 <w:sz w:val="18"/>
                 <w:szCs w:val="18"/>
               </w:rPr>
+              <w:t xml:space="preserve">배포</w:t>
+            </w:r>
+          </w:p>
+        </w:tc>
+        <w:tc>
+          <w:tcPr>
+            <w:tcW w:type="dxa" w:w="5800"/>
+            <w:tcMar>
+              <w:top w:type="dxa" w:w="70"/>
+              <w:left w:type="dxa" w:w="110"/>
+              <w:bottom w:type="dxa" w:w="70"/>
+              <w:right w:type="dxa" w:w="110"/>
+            </w:tcMar>
+          </w:tcPr>
+          <w:p>
+            <w:pPr>
+              <w:spacing w:after="0" w:before="0" w:line="270"/>
+            </w:pPr>
+            <w:r>
+              <w:rPr>
+                <w:rFonts w:ascii="맑은 고딕" w:cs="맑은 고딕" w:eastAsia="맑은 고딕" w:hAnsi="맑은 고딕"/>
+                <w:b w:val="false"/>
+                <w:bCs w:val="false"/>
+                <w:sz w:val="18"/>
+                <w:szCs w:val="18"/>
+              </w:rPr>
+              <w:t xml:space="preserve">초기 데이터 반영·화면 검증·스케쥴 2종 등록·8090 서버</w:t>
+            </w:r>
+          </w:p>
+        </w:tc>
+        <w:tc>
+          <w:tcPr>
+            <w:tcW w:type="dxa" w:w="1826"/>
+            <w:tcMar>
+              <w:top w:type="dxa" w:w="70"/>
+              <w:left w:type="dxa" w:w="110"/>
+              <w:bottom w:type="dxa" w:w="70"/>
+              <w:right w:type="dxa" w:w="110"/>
+            </w:tcMar>
+          </w:tcPr>
+          <w:p>
+            <w:pPr>
+              <w:spacing w:after="0" w:before="0" w:line="270"/>
+            </w:pPr>
+            <w:r>
+              <w:rPr>
+                <w:rFonts w:ascii="맑은 고딕" w:cs="맑은 고딕" w:eastAsia="맑은 고딕" w:hAnsi="맑은 고딕"/>
+                <w:b w:val="false"/>
+                <w:bCs w:val="false"/>
+                <w:sz w:val="18"/>
+                <w:szCs w:val="18"/>
+              </w:rPr>
+              <w:t xml:space="preserve">2026-07-27</w:t>
+            </w:r>
+          </w:p>
+        </w:tc>
+      </w:tr>
+      <w:tr>
+        <w:tc>
+          <w:tcPr>
+            <w:tcW w:type="dxa" w:w="1400"/>
+            <w:tcMar>
+              <w:top w:type="dxa" w:w="70"/>
+              <w:left w:type="dxa" w:w="110"/>
+              <w:bottom w:type="dxa" w:w="70"/>
+              <w:right w:type="dxa" w:w="110"/>
+            </w:tcMar>
+          </w:tcPr>
+          <w:p>
+            <w:pPr>
+              <w:spacing w:after="0" w:before="0" w:line="270"/>
+            </w:pPr>
+            <w:r>
+              <w:rPr>
+                <w:rFonts w:ascii="맑은 고딕" w:cs="맑은 고딕" w:eastAsia="맑은 고딕" w:hAnsi="맑은 고딕"/>
+                <w:b w:val="false"/>
+                <w:bCs w:val="false"/>
+                <w:sz w:val="18"/>
+                <w:szCs w:val="18"/>
+              </w:rPr>
+              <w:t xml:space="preserve">확장 구현</w:t>
+            </w:r>
+          </w:p>
+        </w:tc>
+        <w:tc>
+          <w:tcPr>
+            <w:tcW w:type="dxa" w:w="5800"/>
+            <w:tcMar>
+              <w:top w:type="dxa" w:w="70"/>
+              <w:left w:type="dxa" w:w="110"/>
+              <w:bottom w:type="dxa" w:w="70"/>
+              <w:right w:type="dxa" w:w="110"/>
+            </w:tcMar>
+          </w:tcPr>
+          <w:p>
+            <w:pPr>
+              <w:spacing w:after="0" w:before="0" w:line="270"/>
+            </w:pPr>
+            <w:r>
+              <w:rPr>
+                <w:rFonts w:ascii="맑은 고딕" w:cs="맑은 고딕" w:eastAsia="맑은 고딕" w:hAnsi="맑은 고딕"/>
+                <w:b w:val="false"/>
+                <w:bCs w:val="false"/>
+                <w:sz w:val="18"/>
+                <w:szCs w:val="18"/>
+              </w:rPr>
+              <w:t xml:space="preserve">선박 위치 지도(VesselFinder)·항만 기상(Open-Meteo)·운임지수(SCFI/CCFI) 배포</w:t>
+            </w:r>
+          </w:p>
+        </w:tc>
+        <w:tc>
+          <w:tcPr>
+            <w:tcW w:type="dxa" w:w="1826"/>
+            <w:tcMar>
+              <w:top w:type="dxa" w:w="70"/>
+              <w:left w:type="dxa" w:w="110"/>
+              <w:bottom w:type="dxa" w:w="70"/>
+              <w:right w:type="dxa" w:w="110"/>
+            </w:tcMar>
+          </w:tcPr>
+          <w:p>
+            <w:pPr>
+              <w:spacing w:after="0" w:before="0" w:line="270"/>
+            </w:pPr>
+            <w:r>
+              <w:rPr>
+                <w:rFonts w:ascii="맑은 고딕" w:cs="맑은 고딕" w:eastAsia="맑은 고딕" w:hAnsi="맑은 고딕"/>
+                <w:b w:val="false"/>
+                <w:bCs w:val="false"/>
+                <w:sz w:val="18"/>
+                <w:szCs w:val="18"/>
+              </w:rPr>
+              <w:t xml:space="preserve">2026-07-27</w:t>
+            </w:r>
+          </w:p>
+        </w:tc>
+      </w:tr>
+      <w:tr>
+        <w:tc>
+          <w:tcPr>
+            <w:tcW w:type="dxa" w:w="1400"/>
+            <w:tcMar>
+              <w:top w:type="dxa" w:w="70"/>
+              <w:left w:type="dxa" w:w="110"/>
+              <w:bottom w:type="dxa" w:w="70"/>
+              <w:right w:type="dxa" w:w="110"/>
+            </w:tcMar>
+          </w:tcPr>
+          <w:p>
+            <w:pPr>
+              <w:spacing w:after="0" w:before="0" w:line="270"/>
+            </w:pPr>
+            <w:r>
+              <w:rPr>
+                <w:rFonts w:ascii="맑은 고딕" w:cs="맑은 고딕" w:eastAsia="맑은 고딕" w:hAnsi="맑은 고딕"/>
+                <w:b w:val="false"/>
+                <w:bCs w:val="false"/>
+                <w:sz w:val="18"/>
+                <w:szCs w:val="18"/>
+              </w:rPr>
               <w:t xml:space="preserve">운영</w:t>
             </w:r>
           </w:p>
@@ -3009,7 +3187,7 @@
                 <w:sz w:val="18"/>
                 <w:szCs w:val="18"/>
               </w:rPr>
-              <w:t xml:space="preserve">일일 자동 갱신 + 주 1회 신규 데이터 유입 모니터링</w:t>
+              <w:t xml:space="preserve">일일 자동 갱신 + 주간 운임지수 + 데이터 현황 모니터링</w:t>
             </w:r>
           </w:p>
         </w:tc>
